--- a/plugins/consulting-office/skills/client-summary/assets/סיכום פגישה.docx
+++ b/plugins/consulting-office/skills/client-summary/assets/סיכום פגישה.docx
@@ -10,10 +10,10 @@
         <w:rPr>
           <w:rFonts w:ascii="Arial" w:hAnsi="Arial" w:cs="Arial"/>
           <w:b/>
+          <w:bCs/>
           <w:sz w:val="40"/>
+          <w:szCs w:val="40"/>
           <w:rtl/>
-          <w:szCs w:val="40"/>
-          <w:bCs/>
         </w:rPr>
         <w:t>סיכום פגישה</w:t>
       </w:r>
@@ -26,10 +26,10 @@
         <w:rPr>
           <w:rFonts w:ascii="Arial" w:hAnsi="Arial" w:cs="Arial"/>
           <w:b/>
+          <w:bCs/>
           <w:sz w:val="26"/>
+          <w:szCs w:val="26"/>
           <w:rtl/>
-          <w:szCs w:val="26"/>
-          <w:bCs/>
         </w:rPr>
         <w:t>פרטי הפגישה</w:t>
       </w:r>
@@ -42,8 +42,8 @@
         <w:rPr>
           <w:rFonts w:ascii="Arial" w:hAnsi="Arial" w:cs="Arial"/>
           <w:sz w:val="20"/>
+          <w:szCs w:val="20"/>
           <w:rtl/>
-          <w:szCs w:val="20"/>
         </w:rPr>
         <w:t>תאריך, משתתפים, מקום, מקור (הערות / תמלול)</w:t>
       </w:r>
@@ -56,10 +56,10 @@
         <w:rPr>
           <w:rFonts w:ascii="Arial" w:hAnsi="Arial" w:cs="Arial"/>
           <w:b/>
+          <w:bCs/>
           <w:sz w:val="26"/>
+          <w:szCs w:val="26"/>
           <w:rtl/>
-          <w:szCs w:val="26"/>
-          <w:bCs/>
         </w:rPr>
         <w:t>העיקר בשלוש שורות</w:t>
       </w:r>
@@ -72,8 +72,8 @@
         <w:rPr>
           <w:rFonts w:ascii="Arial" w:hAnsi="Arial" w:cs="Arial"/>
           <w:sz w:val="20"/>
+          <w:szCs w:val="20"/>
           <w:rtl/>
-          <w:szCs w:val="20"/>
         </w:rPr>
         <w:t>—</w:t>
       </w:r>
@@ -86,10 +86,10 @@
         <w:rPr>
           <w:rFonts w:ascii="Arial" w:hAnsi="Arial" w:cs="Arial"/>
           <w:b/>
+          <w:bCs/>
           <w:sz w:val="26"/>
+          <w:szCs w:val="26"/>
           <w:rtl/>
-          <w:szCs w:val="26"/>
-          <w:bCs/>
         </w:rPr>
         <w:t>החלטות</w:t>
       </w:r>
@@ -102,8 +102,8 @@
         <w:rPr>
           <w:rFonts w:ascii="Arial" w:hAnsi="Arial" w:cs="Arial"/>
           <w:sz w:val="20"/>
+          <w:szCs w:val="20"/>
           <w:rtl/>
-          <w:szCs w:val="20"/>
         </w:rPr>
         <w:t>מה הוחלט, מי החליט, נימוק אם נאמר</w:t>
       </w:r>
@@ -116,10 +116,10 @@
         <w:rPr>
           <w:rFonts w:ascii="Arial" w:hAnsi="Arial" w:cs="Arial"/>
           <w:b/>
+          <w:bCs/>
           <w:sz w:val="26"/>
+          <w:szCs w:val="26"/>
           <w:rtl/>
-          <w:szCs w:val="26"/>
-          <w:bCs/>
         </w:rPr>
         <w:t>משימות</w:t>
       </w:r>
@@ -132,8 +132,8 @@
         <w:rPr>
           <w:rFonts w:ascii="Arial" w:hAnsi="Arial" w:cs="Arial"/>
           <w:sz w:val="20"/>
+          <w:szCs w:val="20"/>
           <w:rtl/>
-          <w:szCs w:val="20"/>
         </w:rPr>
         <w:t>משימה · גורם מטפל · יעד לטיפול</w:t>
       </w:r>
@@ -146,10 +146,10 @@
         <w:rPr>
           <w:rFonts w:ascii="Arial" w:hAnsi="Arial" w:cs="Arial"/>
           <w:b/>
+          <w:bCs/>
           <w:sz w:val="26"/>
+          <w:szCs w:val="26"/>
           <w:rtl/>
-          <w:szCs w:val="26"/>
-          <w:bCs/>
         </w:rPr>
         <w:t>התחייבויות הלקוח</w:t>
       </w:r>
@@ -162,8 +162,8 @@
         <w:rPr>
           <w:rFonts w:ascii="Arial" w:hAnsi="Arial" w:cs="Arial"/>
           <w:sz w:val="20"/>
+          <w:szCs w:val="20"/>
           <w:rtl/>
-          <w:szCs w:val="20"/>
         </w:rPr>
         <w:t>מה הלקוח אמר שיעשה ועד מתי</w:t>
       </w:r>
@@ -176,10 +176,10 @@
         <w:rPr>
           <w:rFonts w:ascii="Arial" w:hAnsi="Arial" w:cs="Arial"/>
           <w:b/>
+          <w:bCs/>
           <w:sz w:val="26"/>
+          <w:szCs w:val="26"/>
           <w:rtl/>
-          <w:szCs w:val="26"/>
-          <w:bCs/>
         </w:rPr>
         <w:t>נושאים פתוחים</w:t>
       </w:r>
@@ -192,8 +192,8 @@
         <w:rPr>
           <w:rFonts w:ascii="Arial" w:hAnsi="Arial" w:cs="Arial"/>
           <w:sz w:val="20"/>
+          <w:szCs w:val="20"/>
           <w:rtl/>
-          <w:szCs w:val="20"/>
         </w:rPr>
         <w:t>מה עלה ולא נסגר</w:t>
       </w:r>
@@ -206,10 +206,10 @@
         <w:rPr>
           <w:rFonts w:ascii="Arial" w:hAnsi="Arial" w:cs="Arial"/>
           <w:b/>
+          <w:bCs/>
           <w:sz w:val="26"/>
+          <w:szCs w:val="26"/>
           <w:rtl/>
-          <w:szCs w:val="26"/>
-          <w:bCs/>
         </w:rPr>
         <w:t>נתונים ומספרים</w:t>
       </w:r>
@@ -222,8 +222,8 @@
         <w:rPr>
           <w:rFonts w:ascii="Arial" w:hAnsi="Arial" w:cs="Arial"/>
           <w:sz w:val="20"/>
+          <w:szCs w:val="20"/>
           <w:rtl/>
-          <w:szCs w:val="20"/>
         </w:rPr>
         <w:t>רק כפי שנאמרו</w:t>
       </w:r>
@@ -236,10 +236,10 @@
         <w:rPr>
           <w:rFonts w:ascii="Arial" w:hAnsi="Arial" w:cs="Arial"/>
           <w:b/>
+          <w:bCs/>
           <w:sz w:val="26"/>
+          <w:szCs w:val="26"/>
           <w:rtl/>
-          <w:szCs w:val="26"/>
-          <w:bCs/>
         </w:rPr>
         <w:t>סיכונים והזדמנויות</w:t>
       </w:r>
@@ -252,8 +252,8 @@
         <w:rPr>
           <w:rFonts w:ascii="Arial" w:hAnsi="Arial" w:cs="Arial"/>
           <w:sz w:val="20"/>
+          <w:szCs w:val="20"/>
           <w:rtl/>
-          <w:szCs w:val="20"/>
         </w:rPr>
         <w:t>רק מה שעלה בפגישה</w:t>
       </w:r>
@@ -266,10 +266,10 @@
         <w:rPr>
           <w:rFonts w:ascii="Arial" w:hAnsi="Arial" w:cs="Arial"/>
           <w:b/>
+          <w:bCs/>
           <w:sz w:val="26"/>
+          <w:szCs w:val="26"/>
           <w:rtl/>
-          <w:szCs w:val="26"/>
-          <w:bCs/>
         </w:rPr>
         <w:t>הערות והצעות העוזר</w:t>
       </w:r>
@@ -282,8 +282,8 @@
         <w:rPr>
           <w:rFonts w:ascii="Arial" w:hAnsi="Arial" w:cs="Arial"/>
           <w:sz w:val="20"/>
+          <w:szCs w:val="20"/>
           <w:rtl/>
-          <w:szCs w:val="20"/>
         </w:rPr>
         <w:t>בנפרד ממה שנאמר: הערכות, סתירות לעבר, הצעה לסדר יום לפגישה הבאה</w:t>
       </w:r>
@@ -292,8 +292,8 @@
       <w:pgSz w:w="12240" w:h="15840"/>
       <w:pgMar w:top="1440" w:right="1800" w:bottom="1440" w:left="1800" w:header="720" w:footer="720" w:gutter="0"/>
       <w:cols w:space="720"/>
+      <w:bidi/>
       <w:docGrid w:linePitch="360"/>
-      <w:bidi/>
     </w:sectPr>
   </w:body>
 </w:document>
@@ -510,11 +510,12 @@
         <w:rFonts w:asciiTheme="minorHAnsi" w:eastAsiaTheme="minorEastAsia" w:hAnsiTheme="minorHAnsi" w:cstheme="minorBidi"/>
         <w:sz w:val="22"/>
         <w:szCs w:val="22"/>
-        <w:lang w:val="en-US" w:eastAsia="en-US" w:bidi="ar-SA"/>
+        <w:lang w:val="en-US" w:eastAsia="en-US" w:bidi="he-IL"/>
       </w:rPr>
     </w:rPrDefault>
     <w:pPrDefault>
       <w:pPr>
+        <w:bidi/>
         <w:spacing w:after="200" w:line="276" w:lineRule="auto"/>
       </w:pPr>
     </w:pPrDefault>
@@ -666,8 +667,9 @@
       <w:spacing w:after="60" w:line="264" w:lineRule="auto"/>
     </w:pPr>
     <w:rPr>
-      <w:rFonts w:ascii="Arial" w:hAnsi="Arial"/>
+      <w:rFonts w:ascii="Arial" w:hAnsi="Arial" w:cs="Arial"/>
       <w:sz w:val="22"/>
+      <w:szCs w:val="22"/>
     </w:rPr>
   </w:style>
   <w:style w:type="paragraph" w:styleId="Header">
@@ -1318,7 +1320,7 @@
       </w:tabs>
     </w:pPr>
     <w:rPr>
-      <w:rFonts w:ascii="Courier" w:hAnsi="Courier"/>
+      <w:rFonts w:ascii="Courier" w:hAnsi="Courier" w:cs="Courier"/>
       <w:sz w:val="20"/>
       <w:szCs w:val="20"/>
     </w:rPr>
@@ -1330,7 +1332,7 @@
     <w:uiPriority w:val="99"/>
     <w:rsid w:val="0029639D"/>
     <w:rPr>
-      <w:rFonts w:ascii="Courier" w:hAnsi="Courier"/>
+      <w:rFonts w:ascii="Courier" w:hAnsi="Courier" w:cs="Courier"/>
       <w:sz w:val="20"/>
       <w:szCs w:val="20"/>
     </w:rPr>
